--- a/Task3_Data_Analysis_Doc.docx
+++ b/Task3_Data_Analysis_Doc.docx
@@ -77,12 +77,6 @@
         <w:gridCol w:w="3600"/>
       </w:tblGrid>
       <w:tr>
-        <w:tblPrEx>
-          <w:tblCellMar>
-            <w:top w:w="0" w:type="dxa"/>
-            <w:bottom w:w="0" w:type="dxa"/>
-          </w:tblCellMar>
-        </w:tblPrEx>
         <w:tc>
           <w:tcPr>
             <w:tcW w:w="2400" w:type="dxa"/>
@@ -136,12 +130,6 @@
         </w:tc>
       </w:tr>
       <w:tr>
-        <w:tblPrEx>
-          <w:tblCellMar>
-            <w:top w:w="0" w:type="dxa"/>
-            <w:bottom w:w="0" w:type="dxa"/>
-          </w:tblCellMar>
-        </w:tblPrEx>
         <w:tc>
           <w:tcPr>
             <w:tcW w:w="2400" w:type="dxa"/>
@@ -200,12 +188,6 @@
         </w:tc>
       </w:tr>
       <w:tr>
-        <w:tblPrEx>
-          <w:tblCellMar>
-            <w:top w:w="0" w:type="dxa"/>
-            <w:bottom w:w="0" w:type="dxa"/>
-          </w:tblCellMar>
-        </w:tblPrEx>
         <w:tc>
           <w:tcPr>
             <w:tcW w:w="2400" w:type="dxa"/>
@@ -259,12 +241,6 @@
         </w:tc>
       </w:tr>
       <w:tr>
-        <w:tblPrEx>
-          <w:tblCellMar>
-            <w:top w:w="0" w:type="dxa"/>
-            <w:bottom w:w="0" w:type="dxa"/>
-          </w:tblCellMar>
-        </w:tblPrEx>
         <w:tc>
           <w:tcPr>
             <w:tcW w:w="2400" w:type="dxa"/>
@@ -318,12 +294,6 @@
         </w:tc>
       </w:tr>
       <w:tr>
-        <w:tblPrEx>
-          <w:tblCellMar>
-            <w:top w:w="0" w:type="dxa"/>
-            <w:bottom w:w="0" w:type="dxa"/>
-          </w:tblCellMar>
-        </w:tblPrEx>
         <w:tc>
           <w:tcPr>
             <w:tcW w:w="2400" w:type="dxa"/>
@@ -449,12 +419,6 @@
         <w:gridCol w:w="2860"/>
       </w:tblGrid>
       <w:tr>
-        <w:tblPrEx>
-          <w:tblCellMar>
-            <w:top w:w="0" w:type="dxa"/>
-            <w:bottom w:w="0" w:type="dxa"/>
-          </w:tblCellMar>
-        </w:tblPrEx>
         <w:tc>
           <w:tcPr>
             <w:tcW w:w="2000" w:type="dxa"/>
@@ -553,12 +517,6 @@
         </w:tc>
       </w:tr>
       <w:tr>
-        <w:tblPrEx>
-          <w:tblCellMar>
-            <w:top w:w="0" w:type="dxa"/>
-            <w:bottom w:w="0" w:type="dxa"/>
-          </w:tblCellMar>
-        </w:tblPrEx>
         <w:tc>
           <w:tcPr>
             <w:tcW w:w="2000" w:type="dxa"/>
@@ -644,12 +602,6 @@
         </w:tc>
       </w:tr>
       <w:tr>
-        <w:tblPrEx>
-          <w:tblCellMar>
-            <w:top w:w="0" w:type="dxa"/>
-            <w:bottom w:w="0" w:type="dxa"/>
-          </w:tblCellMar>
-        </w:tblPrEx>
         <w:tc>
           <w:tcPr>
             <w:tcW w:w="2000" w:type="dxa"/>
@@ -733,12 +685,6 @@
         </w:tc>
       </w:tr>
       <w:tr>
-        <w:tblPrEx>
-          <w:tblCellMar>
-            <w:top w:w="0" w:type="dxa"/>
-            <w:bottom w:w="0" w:type="dxa"/>
-          </w:tblCellMar>
-        </w:tblPrEx>
         <w:tc>
           <w:tcPr>
             <w:tcW w:w="2000" w:type="dxa"/>
@@ -822,12 +768,6 @@
         </w:tc>
       </w:tr>
       <w:tr>
-        <w:tblPrEx>
-          <w:tblCellMar>
-            <w:top w:w="0" w:type="dxa"/>
-            <w:bottom w:w="0" w:type="dxa"/>
-          </w:tblCellMar>
-        </w:tblPrEx>
         <w:tc>
           <w:tcPr>
             <w:tcW w:w="2000" w:type="dxa"/>
@@ -911,12 +851,6 @@
         </w:tc>
       </w:tr>
       <w:tr>
-        <w:tblPrEx>
-          <w:tblCellMar>
-            <w:top w:w="0" w:type="dxa"/>
-            <w:bottom w:w="0" w:type="dxa"/>
-          </w:tblCellMar>
-        </w:tblPrEx>
         <w:tc>
           <w:tcPr>
             <w:tcW w:w="2000" w:type="dxa"/>
@@ -1002,12 +936,6 @@
         </w:tc>
       </w:tr>
       <w:tr>
-        <w:tblPrEx>
-          <w:tblCellMar>
-            <w:top w:w="0" w:type="dxa"/>
-            <w:bottom w:w="0" w:type="dxa"/>
-          </w:tblCellMar>
-        </w:tblPrEx>
         <w:tc>
           <w:tcPr>
             <w:tcW w:w="2000" w:type="dxa"/>
@@ -1093,12 +1021,6 @@
         </w:tc>
       </w:tr>
       <w:tr>
-        <w:tblPrEx>
-          <w:tblCellMar>
-            <w:top w:w="0" w:type="dxa"/>
-            <w:bottom w:w="0" w:type="dxa"/>
-          </w:tblCellMar>
-        </w:tblPrEx>
         <w:tc>
           <w:tcPr>
             <w:tcW w:w="2000" w:type="dxa"/>
@@ -1184,12 +1106,6 @@
         </w:tc>
       </w:tr>
       <w:tr>
-        <w:tblPrEx>
-          <w:tblCellMar>
-            <w:top w:w="0" w:type="dxa"/>
-            <w:bottom w:w="0" w:type="dxa"/>
-          </w:tblCellMar>
-        </w:tblPrEx>
         <w:tc>
           <w:tcPr>
             <w:tcW w:w="2000" w:type="dxa"/>
@@ -1273,12 +1189,6 @@
         </w:tc>
       </w:tr>
       <w:tr>
-        <w:tblPrEx>
-          <w:tblCellMar>
-            <w:top w:w="0" w:type="dxa"/>
-            <w:bottom w:w="0" w:type="dxa"/>
-          </w:tblCellMar>
-        </w:tblPrEx>
         <w:tc>
           <w:tcPr>
             <w:tcW w:w="2000" w:type="dxa"/>
@@ -1432,12 +1342,6 @@
         <w:gridCol w:w="6360"/>
       </w:tblGrid>
       <w:tr>
-        <w:tblPrEx>
-          <w:tblCellMar>
-            <w:top w:w="0" w:type="dxa"/>
-            <w:bottom w:w="0" w:type="dxa"/>
-          </w:tblCellMar>
-        </w:tblPrEx>
         <w:tc>
           <w:tcPr>
             <w:tcW w:w="3000" w:type="dxa"/>
@@ -1504,12 +1408,6 @@
         </w:tc>
       </w:tr>
       <w:tr>
-        <w:tblPrEx>
-          <w:tblCellMar>
-            <w:top w:w="0" w:type="dxa"/>
-            <w:bottom w:w="0" w:type="dxa"/>
-          </w:tblCellMar>
-        </w:tblPrEx>
         <w:tc>
           <w:tcPr>
             <w:tcW w:w="3000" w:type="dxa"/>
@@ -1566,12 +1464,6 @@
         </w:tc>
       </w:tr>
       <w:tr>
-        <w:tblPrEx>
-          <w:tblCellMar>
-            <w:top w:w="0" w:type="dxa"/>
-            <w:bottom w:w="0" w:type="dxa"/>
-          </w:tblCellMar>
-        </w:tblPrEx>
         <w:tc>
           <w:tcPr>
             <w:tcW w:w="3000" w:type="dxa"/>
@@ -1628,12 +1520,6 @@
         </w:tc>
       </w:tr>
       <w:tr>
-        <w:tblPrEx>
-          <w:tblCellMar>
-            <w:top w:w="0" w:type="dxa"/>
-            <w:bottom w:w="0" w:type="dxa"/>
-          </w:tblCellMar>
-        </w:tblPrEx>
         <w:tc>
           <w:tcPr>
             <w:tcW w:w="3000" w:type="dxa"/>
@@ -1731,37 +1617,12 @@
         <w:t xml:space="preserve"> using </w:t>
       </w:r>
       <w:proofErr w:type="spellStart"/>
-      <w:proofErr w:type="gramStart"/>
-      <w:r>
-        <w:t>pd.read</w:t>
-      </w:r>
-      <w:proofErr w:type="gramEnd"/>
-      <w:r>
-        <w:t>_</w:t>
-      </w:r>
-      <w:proofErr w:type="gramStart"/>
-      <w:r>
-        <w:t>csv</w:t>
-      </w:r>
-      <w:proofErr w:type="spellEnd"/>
-      <w:r>
-        <w:t>(</w:t>
-      </w:r>
-      <w:proofErr w:type="gramEnd"/>
-      <w:r>
-        <w:t xml:space="preserve">). The script then inspects the data </w:t>
-      </w:r>
-      <w:proofErr w:type="gramStart"/>
-      <w:r>
-        <w:t>using .head</w:t>
-      </w:r>
-      <w:proofErr w:type="gramEnd"/>
-      <w:r>
-        <w:t>()</w:t>
-      </w:r>
-      <w:proofErr w:type="gramStart"/>
-      <w:r>
-        <w:t>, .shape, .</w:t>
+      <w:r>
+        <w:t>pd.read_csv</w:t>
+      </w:r>
+      <w:proofErr w:type="spellEnd"/>
+      <w:r>
+        <w:t>(). The script then inspects the data using .head(), .shape, .</w:t>
       </w:r>
       <w:proofErr w:type="spellStart"/>
       <w:r>
@@ -1769,32 +1630,15 @@
       </w:r>
       <w:proofErr w:type="spellEnd"/>
       <w:r>
-        <w:t>, .describe</w:t>
-      </w:r>
-      <w:proofErr w:type="gramEnd"/>
-      <w:r>
-        <w:t xml:space="preserve">(), </w:t>
-      </w:r>
-      <w:proofErr w:type="gramStart"/>
-      <w:r>
-        <w:t>and .</w:t>
+        <w:t>, .describe(), and .</w:t>
       </w:r>
       <w:proofErr w:type="spellStart"/>
       <w:r>
         <w:t>isnull</w:t>
       </w:r>
       <w:proofErr w:type="spellEnd"/>
-      <w:proofErr w:type="gramEnd"/>
-      <w:r>
-        <w:t>(</w:t>
-      </w:r>
-      <w:proofErr w:type="gramStart"/>
-      <w:r>
-        <w:t>).sum</w:t>
-      </w:r>
-      <w:proofErr w:type="gramEnd"/>
-      <w:r>
-        <w:t>() to understand the structure and spot any issues before cleaning.</w:t>
+      <w:r>
+        <w:t>().sum() to understand the structure and spot any issues before cleaning.</w:t>
       </w:r>
     </w:p>
     <w:p>
@@ -1823,25 +1667,14 @@
         <w:t xml:space="preserve"> = </w:t>
       </w:r>
       <w:proofErr w:type="spellStart"/>
-      <w:proofErr w:type="gramStart"/>
-      <w:r>
-        <w:rPr>
-          <w:rFonts w:ascii="Courier New" w:eastAsia="Courier New" w:hAnsi="Courier New" w:cs="Courier New"/>
-          <w:color w:val="111111"/>
-          <w:sz w:val="18"/>
-          <w:szCs w:val="18"/>
-        </w:rPr>
-        <w:t>pd.read</w:t>
-      </w:r>
-      <w:proofErr w:type="gramEnd"/>
-      <w:r>
-        <w:rPr>
-          <w:rFonts w:ascii="Courier New" w:eastAsia="Courier New" w:hAnsi="Courier New" w:cs="Courier New"/>
-          <w:color w:val="111111"/>
-          <w:sz w:val="18"/>
-          <w:szCs w:val="18"/>
-        </w:rPr>
-        <w:t>_csv</w:t>
+      <w:r>
+        <w:rPr>
+          <w:rFonts w:ascii="Courier New" w:eastAsia="Courier New" w:hAnsi="Courier New" w:cs="Courier New"/>
+          <w:color w:val="111111"/>
+          <w:sz w:val="18"/>
+          <w:szCs w:val="18"/>
+        </w:rPr>
+        <w:t>pd.read_csv</w:t>
       </w:r>
       <w:proofErr w:type="spellEnd"/>
       <w:r>
@@ -1875,7 +1708,6 @@
         <w:t>print(</w:t>
       </w:r>
       <w:proofErr w:type="spellStart"/>
-      <w:proofErr w:type="gramStart"/>
       <w:r>
         <w:rPr>
           <w:rFonts w:ascii="Courier New" w:eastAsia="Courier New" w:hAnsi="Courier New" w:cs="Courier New"/>
@@ -1886,35 +1718,14 @@
         <w:t>df.head</w:t>
       </w:r>
       <w:proofErr w:type="spellEnd"/>
-      <w:proofErr w:type="gramEnd"/>
-      <w:r>
-        <w:rPr>
-          <w:rFonts w:ascii="Courier New" w:eastAsia="Courier New" w:hAnsi="Courier New" w:cs="Courier New"/>
-          <w:color w:val="111111"/>
-          <w:sz w:val="18"/>
-          <w:szCs w:val="18"/>
-        </w:rPr>
-        <w:t>(</w:t>
-      </w:r>
-      <w:proofErr w:type="gramStart"/>
-      <w:r>
-        <w:rPr>
-          <w:rFonts w:ascii="Courier New" w:eastAsia="Courier New" w:hAnsi="Courier New" w:cs="Courier New"/>
-          <w:color w:val="111111"/>
-          <w:sz w:val="18"/>
-          <w:szCs w:val="18"/>
-        </w:rPr>
-        <w:t xml:space="preserve">))   </w:t>
-      </w:r>
-      <w:proofErr w:type="gramEnd"/>
-      <w:r>
-        <w:rPr>
-          <w:rFonts w:ascii="Courier New" w:eastAsia="Courier New" w:hAnsi="Courier New" w:cs="Courier New"/>
-          <w:color w:val="111111"/>
-          <w:sz w:val="18"/>
-          <w:szCs w:val="18"/>
-        </w:rPr>
-        <w:t xml:space="preserve">        # First 5 rows</w:t>
+      <w:r>
+        <w:rPr>
+          <w:rFonts w:ascii="Courier New" w:eastAsia="Courier New" w:hAnsi="Courier New" w:cs="Courier New"/>
+          <w:color w:val="111111"/>
+          <w:sz w:val="18"/>
+          <w:szCs w:val="18"/>
+        </w:rPr>
+        <w:t>())           # First 5 rows</w:t>
       </w:r>
     </w:p>
     <w:p>
@@ -1932,7 +1743,6 @@
         <w:t>print(</w:t>
       </w:r>
       <w:proofErr w:type="spellStart"/>
-      <w:proofErr w:type="gramStart"/>
       <w:r>
         <w:rPr>
           <w:rFonts w:ascii="Courier New" w:eastAsia="Courier New" w:hAnsi="Courier New" w:cs="Courier New"/>
@@ -1943,7 +1753,6 @@
         <w:t>df.shape</w:t>
       </w:r>
       <w:proofErr w:type="spellEnd"/>
-      <w:proofErr w:type="gramEnd"/>
       <w:r>
         <w:rPr>
           <w:rFonts w:ascii="Courier New" w:eastAsia="Courier New" w:hAnsi="Courier New" w:cs="Courier New"/>
@@ -1969,7 +1778,6 @@
         <w:t>print(</w:t>
       </w:r>
       <w:proofErr w:type="spellStart"/>
-      <w:proofErr w:type="gramStart"/>
       <w:r>
         <w:rPr>
           <w:rFonts w:ascii="Courier New" w:eastAsia="Courier New" w:hAnsi="Courier New" w:cs="Courier New"/>
@@ -1980,7 +1788,6 @@
         <w:t>df.dtypes</w:t>
       </w:r>
       <w:proofErr w:type="spellEnd"/>
-      <w:proofErr w:type="gramEnd"/>
       <w:r>
         <w:rPr>
           <w:rFonts w:ascii="Courier New" w:eastAsia="Courier New" w:hAnsi="Courier New" w:cs="Courier New"/>
@@ -2006,7 +1813,6 @@
         <w:t>print(</w:t>
       </w:r>
       <w:proofErr w:type="spellStart"/>
-      <w:proofErr w:type="gramStart"/>
       <w:r>
         <w:rPr>
           <w:rFonts w:ascii="Courier New" w:eastAsia="Courier New" w:hAnsi="Courier New" w:cs="Courier New"/>
@@ -2017,35 +1823,14 @@
         <w:t>df.describe</w:t>
       </w:r>
       <w:proofErr w:type="spellEnd"/>
-      <w:proofErr w:type="gramEnd"/>
-      <w:r>
-        <w:rPr>
-          <w:rFonts w:ascii="Courier New" w:eastAsia="Courier New" w:hAnsi="Courier New" w:cs="Courier New"/>
-          <w:color w:val="111111"/>
-          <w:sz w:val="18"/>
-          <w:szCs w:val="18"/>
-        </w:rPr>
-        <w:t>(</w:t>
-      </w:r>
-      <w:proofErr w:type="gramStart"/>
-      <w:r>
-        <w:rPr>
-          <w:rFonts w:ascii="Courier New" w:eastAsia="Courier New" w:hAnsi="Courier New" w:cs="Courier New"/>
-          <w:color w:val="111111"/>
-          <w:sz w:val="18"/>
-          <w:szCs w:val="18"/>
-        </w:rPr>
-        <w:t xml:space="preserve">))   </w:t>
-      </w:r>
-      <w:proofErr w:type="gramEnd"/>
-      <w:r>
-        <w:rPr>
-          <w:rFonts w:ascii="Courier New" w:eastAsia="Courier New" w:hAnsi="Courier New" w:cs="Courier New"/>
-          <w:color w:val="111111"/>
-          <w:sz w:val="18"/>
-          <w:szCs w:val="18"/>
-        </w:rPr>
-        <w:t xml:space="preserve">    # Basic statistics</w:t>
+      <w:r>
+        <w:rPr>
+          <w:rFonts w:ascii="Courier New" w:eastAsia="Courier New" w:hAnsi="Courier New" w:cs="Courier New"/>
+          <w:color w:val="111111"/>
+          <w:sz w:val="18"/>
+          <w:szCs w:val="18"/>
+        </w:rPr>
+        <w:t>())       # Basic statistics</w:t>
       </w:r>
     </w:p>
     <w:p>
@@ -2063,7 +1848,6 @@
         <w:t>print(</w:t>
       </w:r>
       <w:proofErr w:type="spellStart"/>
-      <w:proofErr w:type="gramStart"/>
       <w:r>
         <w:rPr>
           <w:rFonts w:ascii="Courier New" w:eastAsia="Courier New" w:hAnsi="Courier New" w:cs="Courier New"/>
@@ -2074,55 +1858,14 @@
         <w:t>df.isnull</w:t>
       </w:r>
       <w:proofErr w:type="spellEnd"/>
-      <w:proofErr w:type="gramEnd"/>
-      <w:r>
-        <w:rPr>
-          <w:rFonts w:ascii="Courier New" w:eastAsia="Courier New" w:hAnsi="Courier New" w:cs="Courier New"/>
-          <w:color w:val="111111"/>
-          <w:sz w:val="18"/>
-          <w:szCs w:val="18"/>
-        </w:rPr>
-        <w:t>(</w:t>
-      </w:r>
-      <w:proofErr w:type="gramStart"/>
-      <w:r>
-        <w:rPr>
-          <w:rFonts w:ascii="Courier New" w:eastAsia="Courier New" w:hAnsi="Courier New" w:cs="Courier New"/>
-          <w:color w:val="111111"/>
-          <w:sz w:val="18"/>
-          <w:szCs w:val="18"/>
-        </w:rPr>
-        <w:t>).sum</w:t>
-      </w:r>
-      <w:proofErr w:type="gramEnd"/>
-      <w:r>
-        <w:rPr>
-          <w:rFonts w:ascii="Courier New" w:eastAsia="Courier New" w:hAnsi="Courier New" w:cs="Courier New"/>
-          <w:color w:val="111111"/>
-          <w:sz w:val="18"/>
-          <w:szCs w:val="18"/>
-        </w:rPr>
-        <w:t>(</w:t>
-      </w:r>
-      <w:proofErr w:type="gramStart"/>
-      <w:r>
-        <w:rPr>
-          <w:rFonts w:ascii="Courier New" w:eastAsia="Courier New" w:hAnsi="Courier New" w:cs="Courier New"/>
-          <w:color w:val="111111"/>
-          <w:sz w:val="18"/>
-          <w:szCs w:val="18"/>
-        </w:rPr>
-        <w:t xml:space="preserve">))   </w:t>
-      </w:r>
-      <w:proofErr w:type="gramEnd"/>
-      <w:r>
-        <w:rPr>
-          <w:rFonts w:ascii="Courier New" w:eastAsia="Courier New" w:hAnsi="Courier New" w:cs="Courier New"/>
-          <w:color w:val="111111"/>
-          <w:sz w:val="18"/>
-          <w:szCs w:val="18"/>
-        </w:rPr>
-        <w:t># Missing value count per column</w:t>
+      <w:r>
+        <w:rPr>
+          <w:rFonts w:ascii="Courier New" w:eastAsia="Courier New" w:hAnsi="Courier New" w:cs="Courier New"/>
+          <w:color w:val="111111"/>
+          <w:sz w:val="18"/>
+          <w:szCs w:val="18"/>
+        </w:rPr>
+        <w:t>().sum())   # Missing value count per column</w:t>
       </w:r>
     </w:p>
     <w:p>
@@ -2283,27 +2026,7 @@
           <w:sz w:val="18"/>
           <w:szCs w:val="18"/>
         </w:rPr>
-        <w:t>[col</w:t>
-      </w:r>
-      <w:proofErr w:type="gramStart"/>
-      <w:r>
-        <w:rPr>
-          <w:rFonts w:ascii="Courier New" w:eastAsia="Courier New" w:hAnsi="Courier New" w:cs="Courier New"/>
-          <w:color w:val="111111"/>
-          <w:sz w:val="18"/>
-          <w:szCs w:val="18"/>
-        </w:rPr>
-        <w:t>].median</w:t>
-      </w:r>
-      <w:proofErr w:type="gramEnd"/>
-      <w:r>
-        <w:rPr>
-          <w:rFonts w:ascii="Courier New" w:eastAsia="Courier New" w:hAnsi="Courier New" w:cs="Courier New"/>
-          <w:color w:val="111111"/>
-          <w:sz w:val="18"/>
-          <w:szCs w:val="18"/>
-        </w:rPr>
-        <w:t>()</w:t>
+        <w:t>[col].median()</w:t>
       </w:r>
     </w:p>
     <w:p>
@@ -2358,17 +2081,7 @@
           <w:sz w:val="18"/>
           <w:szCs w:val="18"/>
         </w:rPr>
-        <w:t>[col</w:t>
-      </w:r>
-      <w:proofErr w:type="gramStart"/>
-      <w:r>
-        <w:rPr>
-          <w:rFonts w:ascii="Courier New" w:eastAsia="Courier New" w:hAnsi="Courier New" w:cs="Courier New"/>
-          <w:color w:val="111111"/>
-          <w:sz w:val="18"/>
-          <w:szCs w:val="18"/>
-        </w:rPr>
-        <w:t>].</w:t>
+        <w:t>[col].</w:t>
       </w:r>
       <w:proofErr w:type="spellStart"/>
       <w:r>
@@ -2381,7 +2094,6 @@
         <w:t>fillna</w:t>
       </w:r>
       <w:proofErr w:type="spellEnd"/>
-      <w:proofErr w:type="gramEnd"/>
       <w:r>
         <w:rPr>
           <w:rFonts w:ascii="Courier New" w:eastAsia="Courier New" w:hAnsi="Courier New" w:cs="Courier New"/>
@@ -2476,17 +2188,7 @@
           <w:sz w:val="18"/>
           <w:szCs w:val="18"/>
         </w:rPr>
-        <w:t>["attendance_%"</w:t>
-      </w:r>
-      <w:proofErr w:type="gramStart"/>
-      <w:r>
-        <w:rPr>
-          <w:rFonts w:ascii="Courier New" w:eastAsia="Courier New" w:hAnsi="Courier New" w:cs="Courier New"/>
-          <w:color w:val="111111"/>
-          <w:sz w:val="18"/>
-          <w:szCs w:val="18"/>
-        </w:rPr>
-        <w:t>].</w:t>
+        <w:t>["attendance_%"].</w:t>
       </w:r>
       <w:proofErr w:type="spellStart"/>
       <w:r>
@@ -2499,7 +2201,6 @@
         <w:t>astype</w:t>
       </w:r>
       <w:proofErr w:type="spellEnd"/>
-      <w:proofErr w:type="gramEnd"/>
       <w:r>
         <w:rPr>
           <w:rFonts w:ascii="Courier New" w:eastAsia="Courier New" w:hAnsi="Courier New" w:cs="Courier New"/>
@@ -2510,7 +2211,6 @@
         <w:t>(str).</w:t>
       </w:r>
       <w:proofErr w:type="spellStart"/>
-      <w:proofErr w:type="gramStart"/>
       <w:r>
         <w:rPr>
           <w:rFonts w:ascii="Courier New" w:eastAsia="Courier New" w:hAnsi="Courier New" w:cs="Courier New"/>
@@ -2521,7 +2221,6 @@
         <w:t>str.strip</w:t>
       </w:r>
       <w:proofErr w:type="spellEnd"/>
-      <w:proofErr w:type="gramEnd"/>
       <w:r>
         <w:rPr>
           <w:rFonts w:ascii="Courier New" w:eastAsia="Courier New" w:hAnsi="Courier New" w:cs="Courier New"/>
@@ -2641,17 +2340,7 @@
           <w:sz w:val="18"/>
           <w:szCs w:val="18"/>
         </w:rPr>
-        <w:t>["attendance_%"</w:t>
-      </w:r>
-      <w:proofErr w:type="gramStart"/>
-      <w:r>
-        <w:rPr>
-          <w:rFonts w:ascii="Courier New" w:eastAsia="Courier New" w:hAnsi="Courier New" w:cs="Courier New"/>
-          <w:color w:val="111111"/>
-          <w:sz w:val="18"/>
-          <w:szCs w:val="18"/>
-        </w:rPr>
-        <w:t>].</w:t>
+        <w:t>["attendance_%"].</w:t>
       </w:r>
       <w:proofErr w:type="spellStart"/>
       <w:r>
@@ -2664,7 +2353,6 @@
         <w:t>fillna</w:t>
       </w:r>
       <w:proofErr w:type="spellEnd"/>
-      <w:proofErr w:type="gramEnd"/>
       <w:r>
         <w:rPr>
           <w:rFonts w:ascii="Courier New" w:eastAsia="Courier New" w:hAnsi="Courier New" w:cs="Courier New"/>
@@ -2692,27 +2380,7 @@
           <w:sz w:val="18"/>
           <w:szCs w:val="18"/>
         </w:rPr>
-        <w:t>["attendance_%"</w:t>
-      </w:r>
-      <w:proofErr w:type="gramStart"/>
-      <w:r>
-        <w:rPr>
-          <w:rFonts w:ascii="Courier New" w:eastAsia="Courier New" w:hAnsi="Courier New" w:cs="Courier New"/>
-          <w:color w:val="111111"/>
-          <w:sz w:val="18"/>
-          <w:szCs w:val="18"/>
-        </w:rPr>
-        <w:t>].median</w:t>
-      </w:r>
-      <w:proofErr w:type="gramEnd"/>
-      <w:r>
-        <w:rPr>
-          <w:rFonts w:ascii="Courier New" w:eastAsia="Courier New" w:hAnsi="Courier New" w:cs="Courier New"/>
-          <w:color w:val="111111"/>
-          <w:sz w:val="18"/>
-          <w:szCs w:val="18"/>
-        </w:rPr>
-        <w:t>())</w:t>
+        <w:t>["attendance_%"].median())</w:t>
       </w:r>
     </w:p>
     <w:p>
@@ -2779,17 +2447,7 @@
           <w:sz w:val="18"/>
           <w:szCs w:val="18"/>
         </w:rPr>
-        <w:t>["grade"</w:t>
-      </w:r>
-      <w:proofErr w:type="gramStart"/>
-      <w:r>
-        <w:rPr>
-          <w:rFonts w:ascii="Courier New" w:eastAsia="Courier New" w:hAnsi="Courier New" w:cs="Courier New"/>
-          <w:color w:val="111111"/>
-          <w:sz w:val="18"/>
-          <w:szCs w:val="18"/>
-        </w:rPr>
-        <w:t>].</w:t>
+        <w:t>["grade"].</w:t>
       </w:r>
       <w:proofErr w:type="spellStart"/>
       <w:r>
@@ -2802,7 +2460,6 @@
         <w:t>fillna</w:t>
       </w:r>
       <w:proofErr w:type="spellEnd"/>
-      <w:proofErr w:type="gramEnd"/>
       <w:r>
         <w:rPr>
           <w:rFonts w:ascii="Courier New" w:eastAsia="Courier New" w:hAnsi="Courier New" w:cs="Courier New"/>
@@ -2876,12 +2533,10 @@
         <w:t xml:space="preserve">Grouping by Grade: </w:t>
       </w:r>
       <w:proofErr w:type="spellStart"/>
-      <w:proofErr w:type="gramStart"/>
       <w:r>
         <w:t>df.groupby</w:t>
       </w:r>
       <w:proofErr w:type="spellEnd"/>
-      <w:proofErr w:type="gramEnd"/>
       <w:r>
         <w:t>('grade') computes average scores per grade group to compare performance tiers.</w:t>
       </w:r>
@@ -2899,12 +2554,10 @@
         <w:t xml:space="preserve">Grouping by Gender: </w:t>
       </w:r>
       <w:proofErr w:type="spellStart"/>
-      <w:proofErr w:type="gramStart"/>
       <w:r>
         <w:t>df.groupby</w:t>
       </w:r>
       <w:proofErr w:type="spellEnd"/>
-      <w:proofErr w:type="gramEnd"/>
       <w:r>
         <w:t>('gender') reveals whether there is a performance difference between male and female students.</w:t>
       </w:r>
@@ -2919,18 +2572,13 @@
         <w:spacing w:before="60" w:after="60"/>
       </w:pPr>
       <w:r>
-        <w:t>Aggregation</w:t>
-      </w:r>
-      <w:proofErr w:type="gramStart"/>
-      <w:r>
-        <w:t>: .</w:t>
+        <w:t>Aggregation: .</w:t>
       </w:r>
       <w:proofErr w:type="spellStart"/>
       <w:r>
         <w:t>agg</w:t>
       </w:r>
       <w:proofErr w:type="spellEnd"/>
-      <w:proofErr w:type="gramEnd"/>
       <w:r>
         <w:t>(['mean', 'min', 'max', 'std']) summarises each subject's statistics in one table.</w:t>
       </w:r>
@@ -2949,19 +2597,11 @@
       </w:r>
       <w:proofErr w:type="spellStart"/>
       <w:r>
-        <w:t>value_</w:t>
-      </w:r>
-      <w:proofErr w:type="gramStart"/>
-      <w:r>
-        <w:t>counts</w:t>
-      </w:r>
-      <w:proofErr w:type="spellEnd"/>
-      <w:r>
-        <w:t>(</w:t>
-      </w:r>
-      <w:proofErr w:type="gramEnd"/>
-      <w:r>
-        <w:t>) counts how many students fall into each grade category.</w:t>
+        <w:t>value_counts</w:t>
+      </w:r>
+      <w:proofErr w:type="spellEnd"/>
+      <w:r>
+        <w:t>() counts how many students fall into each grade category.</w:t>
       </w:r>
     </w:p>
     <w:p>
@@ -3117,7 +2757,6 @@
         <w:t xml:space="preserve">"] = </w:t>
       </w:r>
       <w:proofErr w:type="spellStart"/>
-      <w:proofErr w:type="gramStart"/>
       <w:r>
         <w:rPr>
           <w:rFonts w:ascii="Courier New" w:eastAsia="Courier New" w:hAnsi="Courier New" w:cs="Courier New"/>
@@ -3135,17 +2774,7 @@
           <w:sz w:val="18"/>
           <w:szCs w:val="18"/>
         </w:rPr>
-        <w:t>[</w:t>
-      </w:r>
-      <w:proofErr w:type="gramEnd"/>
-      <w:r>
-        <w:rPr>
-          <w:rFonts w:ascii="Courier New" w:eastAsia="Courier New" w:hAnsi="Courier New" w:cs="Courier New"/>
-          <w:color w:val="111111"/>
-          <w:sz w:val="18"/>
-          <w:szCs w:val="18"/>
-        </w:rPr>
-        <w:t>["</w:t>
+        <w:t>[["</w:t>
       </w:r>
       <w:proofErr w:type="spellStart"/>
       <w:r>
@@ -3205,47 +2834,7 @@
           <w:sz w:val="18"/>
           <w:szCs w:val="18"/>
         </w:rPr>
-        <w:t>"]</w:t>
-      </w:r>
-      <w:proofErr w:type="gramStart"/>
-      <w:r>
-        <w:rPr>
-          <w:rFonts w:ascii="Courier New" w:eastAsia="Courier New" w:hAnsi="Courier New" w:cs="Courier New"/>
-          <w:color w:val="111111"/>
-          <w:sz w:val="18"/>
-          <w:szCs w:val="18"/>
-        </w:rPr>
-        <w:t>].mean</w:t>
-      </w:r>
-      <w:proofErr w:type="gramEnd"/>
-      <w:r>
-        <w:rPr>
-          <w:rFonts w:ascii="Courier New" w:eastAsia="Courier New" w:hAnsi="Courier New" w:cs="Courier New"/>
-          <w:color w:val="111111"/>
-          <w:sz w:val="18"/>
-          <w:szCs w:val="18"/>
-        </w:rPr>
-        <w:t>(axis=1</w:t>
-      </w:r>
-      <w:proofErr w:type="gramStart"/>
-      <w:r>
-        <w:rPr>
-          <w:rFonts w:ascii="Courier New" w:eastAsia="Courier New" w:hAnsi="Courier New" w:cs="Courier New"/>
-          <w:color w:val="111111"/>
-          <w:sz w:val="18"/>
-          <w:szCs w:val="18"/>
-        </w:rPr>
-        <w:t>).round</w:t>
-      </w:r>
-      <w:proofErr w:type="gramEnd"/>
-      <w:r>
-        <w:rPr>
-          <w:rFonts w:ascii="Courier New" w:eastAsia="Courier New" w:hAnsi="Courier New" w:cs="Courier New"/>
-          <w:color w:val="111111"/>
-          <w:sz w:val="18"/>
-          <w:szCs w:val="18"/>
-        </w:rPr>
-        <w:t>(2)</w:t>
+        <w:t>"]].mean(axis=1).round(2)</w:t>
       </w:r>
     </w:p>
     <w:p>
@@ -3296,7 +2885,6 @@
         <w:t xml:space="preserve"> = </w:t>
       </w:r>
       <w:proofErr w:type="spellStart"/>
-      <w:proofErr w:type="gramStart"/>
       <w:r>
         <w:rPr>
           <w:rFonts w:ascii="Courier New" w:eastAsia="Courier New" w:hAnsi="Courier New" w:cs="Courier New"/>
@@ -3307,35 +2895,14 @@
         <w:t>df.groupby</w:t>
       </w:r>
       <w:proofErr w:type="spellEnd"/>
-      <w:proofErr w:type="gramEnd"/>
-      <w:r>
-        <w:rPr>
-          <w:rFonts w:ascii="Courier New" w:eastAsia="Courier New" w:hAnsi="Courier New" w:cs="Courier New"/>
-          <w:color w:val="111111"/>
-          <w:sz w:val="18"/>
-          <w:szCs w:val="18"/>
-        </w:rPr>
-        <w:t>("grade</w:t>
-      </w:r>
-      <w:proofErr w:type="gramStart"/>
-      <w:r>
-        <w:rPr>
-          <w:rFonts w:ascii="Courier New" w:eastAsia="Courier New" w:hAnsi="Courier New" w:cs="Courier New"/>
-          <w:color w:val="111111"/>
-          <w:sz w:val="18"/>
-          <w:szCs w:val="18"/>
-        </w:rPr>
-        <w:t>")[</w:t>
-      </w:r>
-      <w:proofErr w:type="gramEnd"/>
-      <w:r>
-        <w:rPr>
-          <w:rFonts w:ascii="Courier New" w:eastAsia="Courier New" w:hAnsi="Courier New" w:cs="Courier New"/>
-          <w:color w:val="111111"/>
-          <w:sz w:val="18"/>
-          <w:szCs w:val="18"/>
-        </w:rPr>
-        <w:t>["</w:t>
+      <w:r>
+        <w:rPr>
+          <w:rFonts w:ascii="Courier New" w:eastAsia="Courier New" w:hAnsi="Courier New" w:cs="Courier New"/>
+          <w:color w:val="111111"/>
+          <w:sz w:val="18"/>
+          <w:szCs w:val="18"/>
+        </w:rPr>
+        <w:t>("grade")[["</w:t>
       </w:r>
       <w:proofErr w:type="spellStart"/>
       <w:r>
@@ -3395,47 +2962,7 @@
           <w:sz w:val="18"/>
           <w:szCs w:val="18"/>
         </w:rPr>
-        <w:t>"]</w:t>
-      </w:r>
-      <w:proofErr w:type="gramStart"/>
-      <w:r>
-        <w:rPr>
-          <w:rFonts w:ascii="Courier New" w:eastAsia="Courier New" w:hAnsi="Courier New" w:cs="Courier New"/>
-          <w:color w:val="111111"/>
-          <w:sz w:val="18"/>
-          <w:szCs w:val="18"/>
-        </w:rPr>
-        <w:t>].mean</w:t>
-      </w:r>
-      <w:proofErr w:type="gramEnd"/>
-      <w:r>
-        <w:rPr>
-          <w:rFonts w:ascii="Courier New" w:eastAsia="Courier New" w:hAnsi="Courier New" w:cs="Courier New"/>
-          <w:color w:val="111111"/>
-          <w:sz w:val="18"/>
-          <w:szCs w:val="18"/>
-        </w:rPr>
-        <w:t>(</w:t>
-      </w:r>
-      <w:proofErr w:type="gramStart"/>
-      <w:r>
-        <w:rPr>
-          <w:rFonts w:ascii="Courier New" w:eastAsia="Courier New" w:hAnsi="Courier New" w:cs="Courier New"/>
-          <w:color w:val="111111"/>
-          <w:sz w:val="18"/>
-          <w:szCs w:val="18"/>
-        </w:rPr>
-        <w:t>).round</w:t>
-      </w:r>
-      <w:proofErr w:type="gramEnd"/>
-      <w:r>
-        <w:rPr>
-          <w:rFonts w:ascii="Courier New" w:eastAsia="Courier New" w:hAnsi="Courier New" w:cs="Courier New"/>
-          <w:color w:val="111111"/>
-          <w:sz w:val="18"/>
-          <w:szCs w:val="18"/>
-        </w:rPr>
-        <w:t>(2)</w:t>
+        <w:t>"]].mean().round(2)</w:t>
       </w:r>
     </w:p>
     <w:p>
@@ -3485,7 +3012,6 @@
         <w:t xml:space="preserve"> = </w:t>
       </w:r>
       <w:proofErr w:type="spellStart"/>
-      <w:proofErr w:type="gramStart"/>
       <w:r>
         <w:rPr>
           <w:rFonts w:ascii="Courier New" w:eastAsia="Courier New" w:hAnsi="Courier New" w:cs="Courier New"/>
@@ -3496,35 +3022,14 @@
         <w:t>df.groupby</w:t>
       </w:r>
       <w:proofErr w:type="spellEnd"/>
-      <w:proofErr w:type="gramEnd"/>
-      <w:r>
-        <w:rPr>
-          <w:rFonts w:ascii="Courier New" w:eastAsia="Courier New" w:hAnsi="Courier New" w:cs="Courier New"/>
-          <w:color w:val="111111"/>
-          <w:sz w:val="18"/>
-          <w:szCs w:val="18"/>
-        </w:rPr>
-        <w:t>("gender</w:t>
-      </w:r>
-      <w:proofErr w:type="gramStart"/>
-      <w:r>
-        <w:rPr>
-          <w:rFonts w:ascii="Courier New" w:eastAsia="Courier New" w:hAnsi="Courier New" w:cs="Courier New"/>
-          <w:color w:val="111111"/>
-          <w:sz w:val="18"/>
-          <w:szCs w:val="18"/>
-        </w:rPr>
-        <w:t>")[</w:t>
-      </w:r>
-      <w:proofErr w:type="gramEnd"/>
-      <w:r>
-        <w:rPr>
-          <w:rFonts w:ascii="Courier New" w:eastAsia="Courier New" w:hAnsi="Courier New" w:cs="Courier New"/>
-          <w:color w:val="111111"/>
-          <w:sz w:val="18"/>
-          <w:szCs w:val="18"/>
-        </w:rPr>
-        <w:t>["</w:t>
+      <w:r>
+        <w:rPr>
+          <w:rFonts w:ascii="Courier New" w:eastAsia="Courier New" w:hAnsi="Courier New" w:cs="Courier New"/>
+          <w:color w:val="111111"/>
+          <w:sz w:val="18"/>
+          <w:szCs w:val="18"/>
+        </w:rPr>
+        <w:t>("gender")[["</w:t>
       </w:r>
       <w:proofErr w:type="spellStart"/>
       <w:r>
@@ -3584,47 +3089,7 @@
           <w:sz w:val="18"/>
           <w:szCs w:val="18"/>
         </w:rPr>
-        <w:t>"]</w:t>
-      </w:r>
-      <w:proofErr w:type="gramStart"/>
-      <w:r>
-        <w:rPr>
-          <w:rFonts w:ascii="Courier New" w:eastAsia="Courier New" w:hAnsi="Courier New" w:cs="Courier New"/>
-          <w:color w:val="111111"/>
-          <w:sz w:val="18"/>
-          <w:szCs w:val="18"/>
-        </w:rPr>
-        <w:t>].mean</w:t>
-      </w:r>
-      <w:proofErr w:type="gramEnd"/>
-      <w:r>
-        <w:rPr>
-          <w:rFonts w:ascii="Courier New" w:eastAsia="Courier New" w:hAnsi="Courier New" w:cs="Courier New"/>
-          <w:color w:val="111111"/>
-          <w:sz w:val="18"/>
-          <w:szCs w:val="18"/>
-        </w:rPr>
-        <w:t>(</w:t>
-      </w:r>
-      <w:proofErr w:type="gramStart"/>
-      <w:r>
-        <w:rPr>
-          <w:rFonts w:ascii="Courier New" w:eastAsia="Courier New" w:hAnsi="Courier New" w:cs="Courier New"/>
-          <w:color w:val="111111"/>
-          <w:sz w:val="18"/>
-          <w:szCs w:val="18"/>
-        </w:rPr>
-        <w:t>).round</w:t>
-      </w:r>
-      <w:proofErr w:type="gramEnd"/>
-      <w:r>
-        <w:rPr>
-          <w:rFonts w:ascii="Courier New" w:eastAsia="Courier New" w:hAnsi="Courier New" w:cs="Courier New"/>
-          <w:color w:val="111111"/>
-          <w:sz w:val="18"/>
-          <w:szCs w:val="18"/>
-        </w:rPr>
-        <w:t>(2)</w:t>
+        <w:t>"]].mean().round(2)</w:t>
       </w:r>
     </w:p>
     <w:p>
@@ -3674,7 +3139,6 @@
         <w:t xml:space="preserve"> = </w:t>
       </w:r>
       <w:proofErr w:type="spellStart"/>
-      <w:proofErr w:type="gramStart"/>
       <w:r>
         <w:rPr>
           <w:rFonts w:ascii="Courier New" w:eastAsia="Courier New" w:hAnsi="Courier New" w:cs="Courier New"/>
@@ -3692,17 +3156,7 @@
           <w:sz w:val="18"/>
           <w:szCs w:val="18"/>
         </w:rPr>
-        <w:t>[</w:t>
-      </w:r>
-      <w:proofErr w:type="gramEnd"/>
-      <w:r>
-        <w:rPr>
-          <w:rFonts w:ascii="Courier New" w:eastAsia="Courier New" w:hAnsi="Courier New" w:cs="Courier New"/>
-          <w:color w:val="111111"/>
-          <w:sz w:val="18"/>
-          <w:szCs w:val="18"/>
-        </w:rPr>
-        <w:t>["</w:t>
+        <w:t>[["</w:t>
       </w:r>
       <w:proofErr w:type="spellStart"/>
       <w:r>
@@ -3762,17 +3216,7 @@
           <w:sz w:val="18"/>
           <w:szCs w:val="18"/>
         </w:rPr>
-        <w:t>"]</w:t>
-      </w:r>
-      <w:proofErr w:type="gramStart"/>
-      <w:r>
-        <w:rPr>
-          <w:rFonts w:ascii="Courier New" w:eastAsia="Courier New" w:hAnsi="Courier New" w:cs="Courier New"/>
-          <w:color w:val="111111"/>
-          <w:sz w:val="18"/>
-          <w:szCs w:val="18"/>
-        </w:rPr>
-        <w:t>].</w:t>
+        <w:t>"]].</w:t>
       </w:r>
       <w:proofErr w:type="spellStart"/>
       <w:r>
@@ -3785,35 +3229,14 @@
         <w:t>agg</w:t>
       </w:r>
       <w:proofErr w:type="spellEnd"/>
-      <w:proofErr w:type="gramEnd"/>
-      <w:r>
-        <w:rPr>
-          <w:rFonts w:ascii="Courier New" w:eastAsia="Courier New" w:hAnsi="Courier New" w:cs="Courier New"/>
-          <w:color w:val="111111"/>
-          <w:sz w:val="18"/>
-          <w:szCs w:val="18"/>
-        </w:rPr>
-        <w:t>(["mean", "min", "max", "std"]</w:t>
-      </w:r>
-      <w:proofErr w:type="gramStart"/>
-      <w:r>
-        <w:rPr>
-          <w:rFonts w:ascii="Courier New" w:eastAsia="Courier New" w:hAnsi="Courier New" w:cs="Courier New"/>
-          <w:color w:val="111111"/>
-          <w:sz w:val="18"/>
-          <w:szCs w:val="18"/>
-        </w:rPr>
-        <w:t>).round</w:t>
-      </w:r>
-      <w:proofErr w:type="gramEnd"/>
-      <w:r>
-        <w:rPr>
-          <w:rFonts w:ascii="Courier New" w:eastAsia="Courier New" w:hAnsi="Courier New" w:cs="Courier New"/>
-          <w:color w:val="111111"/>
-          <w:sz w:val="18"/>
-          <w:szCs w:val="18"/>
-        </w:rPr>
-        <w:t>(2)</w:t>
+      <w:r>
+        <w:rPr>
+          <w:rFonts w:ascii="Courier New" w:eastAsia="Courier New" w:hAnsi="Courier New" w:cs="Courier New"/>
+          <w:color w:val="111111"/>
+          <w:sz w:val="18"/>
+          <w:szCs w:val="18"/>
+        </w:rPr>
+        <w:t>(["mean", "min", "max", "std"]).round(2)</w:t>
       </w:r>
     </w:p>
     <w:p>
@@ -3915,17 +3338,7 @@
           <w:sz w:val="18"/>
           <w:szCs w:val="18"/>
         </w:rPr>
-        <w:t>'</w:t>
-      </w:r>
-      <w:proofErr w:type="gramStart"/>
-      <w:r>
-        <w:rPr>
-          <w:rFonts w:ascii="Courier New" w:eastAsia="Courier New" w:hAnsi="Courier New" w:cs="Courier New"/>
-          <w:color w:val="111111"/>
-          <w:sz w:val="18"/>
-          <w:szCs w:val="18"/>
-        </w:rPr>
-        <w:t>].</w:t>
+        <w:t>'].</w:t>
       </w:r>
       <w:proofErr w:type="spellStart"/>
       <w:r>
@@ -3938,7 +3351,6 @@
         <w:t>idxmax</w:t>
       </w:r>
       <w:proofErr w:type="spellEnd"/>
-      <w:proofErr w:type="gramEnd"/>
       <w:r>
         <w:rPr>
           <w:rFonts w:ascii="Courier New" w:eastAsia="Courier New" w:hAnsi="Courier New" w:cs="Courier New"/>
@@ -4032,17 +3444,7 @@
           <w:sz w:val="18"/>
           <w:szCs w:val="18"/>
         </w:rPr>
-        <w:t>'</w:t>
-      </w:r>
-      <w:proofErr w:type="gramStart"/>
-      <w:r>
-        <w:rPr>
-          <w:rFonts w:ascii="Courier New" w:eastAsia="Courier New" w:hAnsi="Courier New" w:cs="Courier New"/>
-          <w:color w:val="111111"/>
-          <w:sz w:val="18"/>
-          <w:szCs w:val="18"/>
-        </w:rPr>
-        <w:t>].</w:t>
+        <w:t>'].</w:t>
       </w:r>
       <w:proofErr w:type="spellStart"/>
       <w:r>
@@ -4055,7 +3457,6 @@
         <w:t>idxmin</w:t>
       </w:r>
       <w:proofErr w:type="spellEnd"/>
-      <w:proofErr w:type="gramEnd"/>
       <w:r>
         <w:rPr>
           <w:rFonts w:ascii="Courier New" w:eastAsia="Courier New" w:hAnsi="Courier New" w:cs="Courier New"/>
@@ -4089,47 +3490,7 @@
           <w:sz w:val="18"/>
           <w:szCs w:val="18"/>
         </w:rPr>
-        <w:t xml:space="preserve"> = df[['math_score','science_score','english_score']</w:t>
-      </w:r>
-      <w:proofErr w:type="gramStart"/>
-      <w:r>
-        <w:rPr>
-          <w:rFonts w:ascii="Courier New" w:eastAsia="Courier New" w:hAnsi="Courier New" w:cs="Courier New"/>
-          <w:color w:val="111111"/>
-          <w:sz w:val="18"/>
-          <w:szCs w:val="18"/>
-        </w:rPr>
-        <w:t>].mean</w:t>
-      </w:r>
-      <w:proofErr w:type="gramEnd"/>
-      <w:r>
-        <w:rPr>
-          <w:rFonts w:ascii="Courier New" w:eastAsia="Courier New" w:hAnsi="Courier New" w:cs="Courier New"/>
-          <w:color w:val="111111"/>
-          <w:sz w:val="18"/>
-          <w:szCs w:val="18"/>
-        </w:rPr>
-        <w:t>(</w:t>
-      </w:r>
-      <w:proofErr w:type="gramStart"/>
-      <w:r>
-        <w:rPr>
-          <w:rFonts w:ascii="Courier New" w:eastAsia="Courier New" w:hAnsi="Courier New" w:cs="Courier New"/>
-          <w:color w:val="111111"/>
-          <w:sz w:val="18"/>
-          <w:szCs w:val="18"/>
-        </w:rPr>
-        <w:t>).idxmax</w:t>
-      </w:r>
-      <w:proofErr w:type="gramEnd"/>
-      <w:r>
-        <w:rPr>
-          <w:rFonts w:ascii="Courier New" w:eastAsia="Courier New" w:hAnsi="Courier New" w:cs="Courier New"/>
-          <w:color w:val="111111"/>
-          <w:sz w:val="18"/>
-          <w:szCs w:val="18"/>
-        </w:rPr>
-        <w:t>()</w:t>
+        <w:t xml:space="preserve"> = df[['math_score','science_score','english_score']].mean().idxmax()</w:t>
       </w:r>
     </w:p>
     <w:p>
@@ -4155,47 +3516,7 @@
           <w:sz w:val="18"/>
           <w:szCs w:val="18"/>
         </w:rPr>
-        <w:t xml:space="preserve"> = df[['math_score','science_score','english_score']</w:t>
-      </w:r>
-      <w:proofErr w:type="gramStart"/>
-      <w:r>
-        <w:rPr>
-          <w:rFonts w:ascii="Courier New" w:eastAsia="Courier New" w:hAnsi="Courier New" w:cs="Courier New"/>
-          <w:color w:val="111111"/>
-          <w:sz w:val="18"/>
-          <w:szCs w:val="18"/>
-        </w:rPr>
-        <w:t>].mean</w:t>
-      </w:r>
-      <w:proofErr w:type="gramEnd"/>
-      <w:r>
-        <w:rPr>
-          <w:rFonts w:ascii="Courier New" w:eastAsia="Courier New" w:hAnsi="Courier New" w:cs="Courier New"/>
-          <w:color w:val="111111"/>
-          <w:sz w:val="18"/>
-          <w:szCs w:val="18"/>
-        </w:rPr>
-        <w:t>(</w:t>
-      </w:r>
-      <w:proofErr w:type="gramStart"/>
-      <w:r>
-        <w:rPr>
-          <w:rFonts w:ascii="Courier New" w:eastAsia="Courier New" w:hAnsi="Courier New" w:cs="Courier New"/>
-          <w:color w:val="111111"/>
-          <w:sz w:val="18"/>
-          <w:szCs w:val="18"/>
-        </w:rPr>
-        <w:t>).idxmin</w:t>
-      </w:r>
-      <w:proofErr w:type="gramEnd"/>
-      <w:r>
-        <w:rPr>
-          <w:rFonts w:ascii="Courier New" w:eastAsia="Courier New" w:hAnsi="Courier New" w:cs="Courier New"/>
-          <w:color w:val="111111"/>
-          <w:sz w:val="18"/>
-          <w:szCs w:val="18"/>
-        </w:rPr>
-        <w:t>()</w:t>
+        <w:t xml:space="preserve"> = df[['math_score','science_score','english_score']].mean().idxmin()</w:t>
       </w:r>
     </w:p>
     <w:p>
@@ -4246,12 +3567,6 @@
         <w:gridCol w:w="3680"/>
       </w:tblGrid>
       <w:tr>
-        <w:tblPrEx>
-          <w:tblCellMar>
-            <w:top w:w="0" w:type="dxa"/>
-            <w:bottom w:w="0" w:type="dxa"/>
-          </w:tblCellMar>
-        </w:tblPrEx>
         <w:tc>
           <w:tcPr>
             <w:tcW w:w="2000" w:type="dxa"/>
@@ -4350,12 +3665,6 @@
         </w:tc>
       </w:tr>
       <w:tr>
-        <w:tblPrEx>
-          <w:tblCellMar>
-            <w:top w:w="0" w:type="dxa"/>
-            <w:bottom w:w="0" w:type="dxa"/>
-          </w:tblCellMar>
-        </w:tblPrEx>
         <w:tc>
           <w:tcPr>
             <w:tcW w:w="2000" w:type="dxa"/>
@@ -4439,12 +3748,6 @@
         </w:tc>
       </w:tr>
       <w:tr>
-        <w:tblPrEx>
-          <w:tblCellMar>
-            <w:top w:w="0" w:type="dxa"/>
-            <w:bottom w:w="0" w:type="dxa"/>
-          </w:tblCellMar>
-        </w:tblPrEx>
         <w:tc>
           <w:tcPr>
             <w:tcW w:w="2000" w:type="dxa"/>
@@ -4528,12 +3831,6 @@
         </w:tc>
       </w:tr>
       <w:tr>
-        <w:tblPrEx>
-          <w:tblCellMar>
-            <w:top w:w="0" w:type="dxa"/>
-            <w:bottom w:w="0" w:type="dxa"/>
-          </w:tblCellMar>
-        </w:tblPrEx>
         <w:tc>
           <w:tcPr>
             <w:tcW w:w="2000" w:type="dxa"/>
@@ -4617,12 +3914,6 @@
         </w:tc>
       </w:tr>
       <w:tr>
-        <w:tblPrEx>
-          <w:tblCellMar>
-            <w:top w:w="0" w:type="dxa"/>
-            <w:bottom w:w="0" w:type="dxa"/>
-          </w:tblCellMar>
-        </w:tblPrEx>
         <w:tc>
           <w:tcPr>
             <w:tcW w:w="2000" w:type="dxa"/>
@@ -4706,12 +3997,6 @@
         </w:tc>
       </w:tr>
       <w:tr>
-        <w:tblPrEx>
-          <w:tblCellMar>
-            <w:top w:w="0" w:type="dxa"/>
-            <w:bottom w:w="0" w:type="dxa"/>
-          </w:tblCellMar>
-        </w:tblPrEx>
         <w:tc>
           <w:tcPr>
             <w:tcW w:w="2000" w:type="dxa"/>
@@ -4833,12 +4118,6 @@
         <w:gridCol w:w="1990"/>
       </w:tblGrid>
       <w:tr>
-        <w:tblPrEx>
-          <w:tblCellMar>
-            <w:top w:w="0" w:type="dxa"/>
-            <w:bottom w:w="0" w:type="dxa"/>
-          </w:tblCellMar>
-        </w:tblPrEx>
         <w:tc>
           <w:tcPr>
             <w:tcW w:w="1400" w:type="dxa"/>
@@ -5011,12 +4290,6 @@
         </w:tc>
       </w:tr>
       <w:tr>
-        <w:tblPrEx>
-          <w:tblCellMar>
-            <w:top w:w="0" w:type="dxa"/>
-            <w:bottom w:w="0" w:type="dxa"/>
-          </w:tblCellMar>
-        </w:tblPrEx>
         <w:tc>
           <w:tcPr>
             <w:tcW w:w="1400" w:type="dxa"/>
@@ -5154,12 +4427,6 @@
         </w:tc>
       </w:tr>
       <w:tr>
-        <w:tblPrEx>
-          <w:tblCellMar>
-            <w:top w:w="0" w:type="dxa"/>
-            <w:bottom w:w="0" w:type="dxa"/>
-          </w:tblCellMar>
-        </w:tblPrEx>
         <w:tc>
           <w:tcPr>
             <w:tcW w:w="1400" w:type="dxa"/>
@@ -5297,12 +4564,6 @@
         </w:tc>
       </w:tr>
       <w:tr>
-        <w:tblPrEx>
-          <w:tblCellMar>
-            <w:top w:w="0" w:type="dxa"/>
-            <w:bottom w:w="0" w:type="dxa"/>
-          </w:tblCellMar>
-        </w:tblPrEx>
         <w:tc>
           <w:tcPr>
             <w:tcW w:w="1400" w:type="dxa"/>
@@ -5440,12 +4701,6 @@
         </w:tc>
       </w:tr>
       <w:tr>
-        <w:tblPrEx>
-          <w:tblCellMar>
-            <w:top w:w="0" w:type="dxa"/>
-            <w:bottom w:w="0" w:type="dxa"/>
-          </w:tblCellMar>
-        </w:tblPrEx>
         <w:tc>
           <w:tcPr>
             <w:tcW w:w="1400" w:type="dxa"/>
@@ -5583,12 +4838,6 @@
         </w:tc>
       </w:tr>
       <w:tr>
-        <w:tblPrEx>
-          <w:tblCellMar>
-            <w:top w:w="0" w:type="dxa"/>
-            <w:bottom w:w="0" w:type="dxa"/>
-          </w:tblCellMar>
-        </w:tblPrEx>
         <w:tc>
           <w:tcPr>
             <w:tcW w:w="1400" w:type="dxa"/>
@@ -5764,12 +5013,6 @@
         <w:gridCol w:w="1890"/>
       </w:tblGrid>
       <w:tr>
-        <w:tblPrEx>
-          <w:tblCellMar>
-            <w:top w:w="0" w:type="dxa"/>
-            <w:bottom w:w="0" w:type="dxa"/>
-          </w:tblCellMar>
-        </w:tblPrEx>
         <w:tc>
           <w:tcPr>
             <w:tcW w:w="1800" w:type="dxa"/>
@@ -5942,12 +5185,6 @@
         </w:tc>
       </w:tr>
       <w:tr>
-        <w:tblPrEx>
-          <w:tblCellMar>
-            <w:top w:w="0" w:type="dxa"/>
-            <w:bottom w:w="0" w:type="dxa"/>
-          </w:tblCellMar>
-        </w:tblPrEx>
         <w:tc>
           <w:tcPr>
             <w:tcW w:w="1800" w:type="dxa"/>
@@ -6085,12 +5322,6 @@
         </w:tc>
       </w:tr>
       <w:tr>
-        <w:tblPrEx>
-          <w:tblCellMar>
-            <w:top w:w="0" w:type="dxa"/>
-            <w:bottom w:w="0" w:type="dxa"/>
-          </w:tblCellMar>
-        </w:tblPrEx>
         <w:tc>
           <w:tcPr>
             <w:tcW w:w="1800" w:type="dxa"/>
@@ -6265,12 +5496,6 @@
         <w:gridCol w:w="2340"/>
       </w:tblGrid>
       <w:tr>
-        <w:tblPrEx>
-          <w:tblCellMar>
-            <w:top w:w="0" w:type="dxa"/>
-            <w:bottom w:w="0" w:type="dxa"/>
-          </w:tblCellMar>
-        </w:tblPrEx>
         <w:tc>
           <w:tcPr>
             <w:tcW w:w="2340" w:type="dxa"/>
@@ -6401,12 +5626,6 @@
         </w:tc>
       </w:tr>
       <w:tr>
-        <w:tblPrEx>
-          <w:tblCellMar>
-            <w:top w:w="0" w:type="dxa"/>
-            <w:bottom w:w="0" w:type="dxa"/>
-          </w:tblCellMar>
-        </w:tblPrEx>
         <w:tc>
           <w:tcPr>
             <w:tcW w:w="2340" w:type="dxa"/>
@@ -6517,12 +5736,6 @@
         </w:tc>
       </w:tr>
       <w:tr>
-        <w:tblPrEx>
-          <w:tblCellMar>
-            <w:top w:w="0" w:type="dxa"/>
-            <w:bottom w:w="0" w:type="dxa"/>
-          </w:tblCellMar>
-        </w:tblPrEx>
         <w:tc>
           <w:tcPr>
             <w:tcW w:w="2340" w:type="dxa"/>
@@ -6633,12 +5846,6 @@
         </w:tc>
       </w:tr>
       <w:tr>
-        <w:tblPrEx>
-          <w:tblCellMar>
-            <w:top w:w="0" w:type="dxa"/>
-            <w:bottom w:w="0" w:type="dxa"/>
-          </w:tblCellMar>
-        </w:tblPrEx>
         <w:tc>
           <w:tcPr>
             <w:tcW w:w="2340" w:type="dxa"/>
@@ -6749,12 +5956,6 @@
         </w:tc>
       </w:tr>
       <w:tr>
-        <w:tblPrEx>
-          <w:tblCellMar>
-            <w:top w:w="0" w:type="dxa"/>
-            <w:bottom w:w="0" w:type="dxa"/>
-          </w:tblCellMar>
-        </w:tblPrEx>
         <w:tc>
           <w:tcPr>
             <w:tcW w:w="2340" w:type="dxa"/>
@@ -6929,12 +6130,6 @@
         <w:gridCol w:w="9960"/>
       </w:tblGrid>
       <w:tr>
-        <w:tblPrEx>
-          <w:tblCellMar>
-            <w:top w:w="0" w:type="dxa"/>
-            <w:bottom w:w="0" w:type="dxa"/>
-          </w:tblCellMar>
-        </w:tblPrEx>
         <w:tc>
           <w:tcPr>
             <w:tcW w:w="9360" w:type="dxa"/>
@@ -6960,6 +6155,7 @@
               <w:rPr>
                 <w:i/>
                 <w:iCs/>
+                <w:noProof/>
                 <w:color w:val="999999"/>
               </w:rPr>
               <w:drawing>
@@ -7041,12 +6237,6 @@
         <w:gridCol w:w="9960"/>
       </w:tblGrid>
       <w:tr>
-        <w:tblPrEx>
-          <w:tblCellMar>
-            <w:top w:w="0" w:type="dxa"/>
-            <w:bottom w:w="0" w:type="dxa"/>
-          </w:tblCellMar>
-        </w:tblPrEx>
         <w:tc>
           <w:tcPr>
             <w:tcW w:w="9360" w:type="dxa"/>
@@ -7072,6 +6262,7 @@
               <w:rPr>
                 <w:i/>
                 <w:iCs/>
+                <w:noProof/>
                 <w:color w:val="999999"/>
               </w:rPr>
               <w:drawing>
@@ -7244,12 +6435,6 @@
         <w:gridCol w:w="9960"/>
       </w:tblGrid>
       <w:tr>
-        <w:tblPrEx>
-          <w:tblCellMar>
-            <w:top w:w="0" w:type="dxa"/>
-            <w:bottom w:w="0" w:type="dxa"/>
-          </w:tblCellMar>
-        </w:tblPrEx>
         <w:tc>
           <w:tcPr>
             <w:tcW w:w="9360" w:type="dxa"/>
@@ -7275,6 +6460,7 @@
               <w:rPr>
                 <w:i/>
                 <w:iCs/>
+                <w:noProof/>
                 <w:color w:val="999999"/>
               </w:rPr>
               <w:drawing>
@@ -7356,12 +6542,6 @@
         <w:gridCol w:w="9960"/>
       </w:tblGrid>
       <w:tr>
-        <w:tblPrEx>
-          <w:tblCellMar>
-            <w:top w:w="0" w:type="dxa"/>
-            <w:bottom w:w="0" w:type="dxa"/>
-          </w:tblCellMar>
-        </w:tblPrEx>
         <w:tc>
           <w:tcPr>
             <w:tcW w:w="9360" w:type="dxa"/>
@@ -7387,6 +6567,7 @@
               <w:rPr>
                 <w:i/>
                 <w:iCs/>
+                <w:noProof/>
                 <w:color w:val="999999"/>
               </w:rPr>
               <w:drawing>
@@ -7558,25 +6739,12 @@
         <w:spacing w:before="60" w:after="60"/>
       </w:pPr>
       <w:proofErr w:type="spellStart"/>
-      <w:proofErr w:type="gramStart"/>
-      <w:r>
-        <w:t>pd.read</w:t>
-      </w:r>
-      <w:proofErr w:type="gramEnd"/>
-      <w:r>
-        <w:t>_</w:t>
-      </w:r>
-      <w:proofErr w:type="gramStart"/>
-      <w:r>
-        <w:t>csv</w:t>
-      </w:r>
-      <w:proofErr w:type="spellEnd"/>
-      <w:r>
-        <w:t>(</w:t>
-      </w:r>
-      <w:proofErr w:type="gramEnd"/>
-      <w:r>
-        <w:t xml:space="preserve">) loads a CSV file into a </w:t>
+      <w:r>
+        <w:t>pd.read_csv</w:t>
+      </w:r>
+      <w:proofErr w:type="spellEnd"/>
+      <w:r>
+        <w:t xml:space="preserve">() loads a CSV file into a </w:t>
       </w:r>
       <w:proofErr w:type="spellStart"/>
       <w:r>
@@ -7597,22 +6765,12 @@
         <w:spacing w:before="60" w:after="60"/>
       </w:pPr>
       <w:proofErr w:type="spellStart"/>
-      <w:proofErr w:type="gramStart"/>
       <w:r>
         <w:t>df.isnull</w:t>
       </w:r>
       <w:proofErr w:type="spellEnd"/>
-      <w:proofErr w:type="gramEnd"/>
-      <w:r>
-        <w:t>(</w:t>
-      </w:r>
-      <w:proofErr w:type="gramStart"/>
-      <w:r>
-        <w:t>).sum</w:t>
-      </w:r>
-      <w:proofErr w:type="gramEnd"/>
-      <w:r>
-        <w:t>() is the quickest way to find missing values before starting any analysis</w:t>
+      <w:r>
+        <w:t>().sum() is the quickest way to find missing values before starting any analysis</w:t>
       </w:r>
     </w:p>
     <w:p>
@@ -7638,30 +6796,20 @@
         <w:spacing w:before="60" w:after="60"/>
       </w:pPr>
       <w:proofErr w:type="spellStart"/>
-      <w:proofErr w:type="gramStart"/>
       <w:r>
         <w:t>str.strip</w:t>
       </w:r>
       <w:proofErr w:type="spellEnd"/>
-      <w:proofErr w:type="gramEnd"/>
       <w:r>
         <w:t xml:space="preserve">() and </w:t>
       </w:r>
       <w:proofErr w:type="spellStart"/>
       <w:r>
-        <w:t>pd.to_</w:t>
-      </w:r>
-      <w:proofErr w:type="gramStart"/>
-      <w:r>
-        <w:t>numeric</w:t>
-      </w:r>
-      <w:proofErr w:type="spellEnd"/>
-      <w:r>
-        <w:t>(</w:t>
-      </w:r>
-      <w:proofErr w:type="gramEnd"/>
-      <w:r>
-        <w:t>) are essential for cleaning messy real-world data</w:t>
+        <w:t>pd.to_numeric</w:t>
+      </w:r>
+      <w:proofErr w:type="spellEnd"/>
+      <w:r>
+        <w:t>() are essential for cleaning messy real-world data</w:t>
       </w:r>
     </w:p>
     <w:p>
@@ -7674,22 +6822,12 @@
         <w:spacing w:before="60" w:after="60"/>
       </w:pPr>
       <w:proofErr w:type="spellStart"/>
-      <w:proofErr w:type="gramStart"/>
       <w:r>
         <w:t>df.groupby</w:t>
       </w:r>
       <w:proofErr w:type="spellEnd"/>
-      <w:proofErr w:type="gramEnd"/>
-      <w:r>
-        <w:t xml:space="preserve">() combined </w:t>
-      </w:r>
-      <w:proofErr w:type="gramStart"/>
-      <w:r>
-        <w:t>with .mean</w:t>
-      </w:r>
-      <w:proofErr w:type="gramEnd"/>
-      <w:r>
-        <w:t>() makes it simple to compare groups like grades or genders</w:t>
+      <w:r>
+        <w:t>() combined with .mean() makes it simple to compare groups like grades or genders</w:t>
       </w:r>
     </w:p>
     <w:p>
@@ -7701,7 +6839,6 @@
         </w:numPr>
         <w:spacing w:before="60" w:after="60"/>
       </w:pPr>
-      <w:proofErr w:type="gramStart"/>
       <w:r>
         <w:t>.</w:t>
       </w:r>
@@ -7710,7 +6847,6 @@
         <w:t>agg</w:t>
       </w:r>
       <w:proofErr w:type="spellEnd"/>
-      <w:proofErr w:type="gramEnd"/>
       <w:r>
         <w:t>() allows running multiple statistics like mean, min, max, and std in a single line</w:t>
       </w:r>
@@ -7759,10 +6895,19 @@
         <w:r>
           <w:rPr>
             <w:rStyle w:val="Hyperlink"/>
+            <w:b/>
+            <w:bCs/>
           </w:rPr>
-          <w:t>https://github.com/[your-username]/Alfido-Tech-Internship</w:t>
+          <w:t>https://github.com/vaidai01/Data_Analysis.git</w:t>
         </w:r>
       </w:hyperlink>
+      <w:r>
+        <w:rPr>
+          <w:b/>
+          <w:bCs/>
+        </w:rPr>
+        <w:tab/>
+      </w:r>
     </w:p>
     <w:sectPr>
       <w:headerReference w:type="default" r:id="rId12"/>
@@ -7812,25 +6957,7 @@
         <w:sz w:val="18"/>
         <w:szCs w:val="18"/>
       </w:rPr>
-      <w:t xml:space="preserve">Python Developer </w:t>
-    </w:r>
-    <w:proofErr w:type="gramStart"/>
-    <w:r>
-      <w:rPr>
-        <w:color w:val="888888"/>
-        <w:sz w:val="18"/>
-        <w:szCs w:val="18"/>
-      </w:rPr>
-      <w:t>Internship  |</w:t>
-    </w:r>
-    <w:proofErr w:type="gramEnd"/>
-    <w:r>
-      <w:rPr>
-        <w:color w:val="888888"/>
-        <w:sz w:val="18"/>
-        <w:szCs w:val="18"/>
-      </w:rPr>
-      <w:t xml:space="preserve">  </w:t>
+      <w:t xml:space="preserve">Python Developer Internship  |  </w:t>
     </w:r>
     <w:proofErr w:type="spellStart"/>
     <w:r>
@@ -8725,6 +7852,18 @@
       <w:szCs w:val="20"/>
     </w:rPr>
   </w:style>
+  <w:style w:type="character" w:styleId="UnresolvedMention">
+    <w:name w:val="Unresolved Mention"/>
+    <w:basedOn w:val="DefaultParagraphFont"/>
+    <w:uiPriority w:val="99"/>
+    <w:semiHidden/>
+    <w:unhideWhenUsed/>
+    <w:rsid w:val="005A3247"/>
+    <w:rPr>
+      <w:color w:val="605E5C"/>
+      <w:shd w:val="clear" w:color="auto" w:fill="E1DFDD"/>
+    </w:rPr>
+  </w:style>
 </w:styles>
 </file>
 
